--- a/public/Kerk_Zhi_Sheng_Resume.docx
+++ b/public/Kerk_Zhi_Sheng_Resume.docx
@@ -147,7 +147,7 @@
     <w:p>
       <w:pPr>
         <w:keepNext/>
-        <w:spacing w:before="180" w:after="100" w:line="252" w:lineRule="auto"/>
+        <w:spacing w:before="280" w:after="140" w:line="252" w:lineRule="auto"/>
       </w:pPr>
       <w:r>
         <w:rPr>
@@ -167,7 +167,7 @@
         <w:tabs>
           <w:tab w:pos="10296" w:val="right"/>
         </w:tabs>
-        <w:spacing w:before="0" w:after="40" w:line="252" w:lineRule="auto"/>
+        <w:spacing w:before="140" w:after="60" w:line="252" w:lineRule="auto"/>
       </w:pPr>
       <w:r>
         <w:rPr>
@@ -215,7 +215,7 @@
     <w:p>
       <w:pPr>
         <w:keepNext/>
-        <w:spacing w:before="180" w:after="100" w:line="252" w:lineRule="auto"/>
+        <w:spacing w:before="280" w:after="140" w:line="252" w:lineRule="auto"/>
       </w:pPr>
       <w:r>
         <w:rPr>
@@ -225,7 +225,7 @@
           <w:sz w:val="23"/>
           <w:u w:val="single"/>
         </w:rPr>
-        <w:t>WORK EXPERIENCE</w:t>
+        <w:t>PROFESSIONAL EXPERIENCE</w:t>
       </w:r>
     </w:p>
     <w:p>
@@ -235,7 +235,7 @@
         <w:tabs>
           <w:tab w:pos="10296" w:val="right"/>
         </w:tabs>
-        <w:spacing w:before="0" w:after="40" w:line="252" w:lineRule="auto"/>
+        <w:spacing w:before="40" w:after="60" w:line="252" w:lineRule="auto"/>
       </w:pPr>
       <w:r>
         <w:rPr>
@@ -263,27 +263,101 @@
       <w:pPr>
         <w:keepNext w:val="0"/>
         <w:widowControl/>
+        <w:spacing w:before="0" w:after="100" w:line="252" w:lineRule="auto"/>
+        <w:jc w:val="both"/>
+      </w:pPr>
+      <w:r>
+        <w:rPr>
+          <w:rFonts w:ascii="Times New Roman" w:hAnsi="Times New Roman"/>
+          <w:color w:val="000000"/>
+          <w:sz w:val="22"/>
+        </w:rPr>
+        <w:t>My core scope covers data engineering across five internal projects, including dashboard development, data pipeline delivery and maintenance, optimization, and operational monitoring. I also design and ship internal AI products on top of this foundation.</w:t>
+      </w:r>
+    </w:p>
+    <w:p>
+      <w:pPr>
+        <w:keepNext/>
+        <w:widowControl/>
+        <w:spacing w:before="60" w:after="60" w:line="252" w:lineRule="auto"/>
+      </w:pPr>
+      <w:r>
+        <w:rPr>
+          <w:rFonts w:ascii="Times New Roman" w:hAnsi="Times New Roman"/>
+          <w:b/>
+          <w:color w:val="000000"/>
+          <w:sz w:val="19"/>
+        </w:rPr>
+        <w:t>CORE DATA ENGINEERING</w:t>
+      </w:r>
+    </w:p>
+    <w:p>
+      <w:pPr>
+        <w:numPr>
+          <w:ilvl w:val="0"/>
+          <w:numId w:val="4"/>
+        </w:numPr>
+        <w:keepNext w:val="0"/>
+        <w:widowControl/>
         <w:spacing w:before="0" w:after="80" w:line="252" w:lineRule="auto"/>
-        <w:jc w:val="both"/>
-      </w:pPr>
-      <w:r>
-        <w:rPr>
-          <w:rFonts w:ascii="Times New Roman" w:hAnsi="Times New Roman"/>
-          <w:color w:val="000000"/>
-          <w:sz w:val="22"/>
-        </w:rPr>
-        <w:t>I design and ship internal AI products from the data model through to the operating workflow. Two applications are in production today, with more progressing through user acceptance testing.</w:t>
-      </w:r>
-    </w:p>
-    <w:p>
-      <w:pPr>
-        <w:numPr>
-          <w:ilvl w:val="0"/>
-          <w:numId w:val="4"/>
-        </w:numPr>
-        <w:keepNext w:val="0"/>
-        <w:widowControl/>
-        <w:spacing w:before="0" w:after="70" w:line="252" w:lineRule="auto"/>
+        <w:ind w:left="360" w:hanging="360"/>
+        <w:jc w:val="left"/>
+      </w:pPr>
+      <w:r>
+        <w:rPr>
+          <w:rFonts w:ascii="Times New Roman" w:hAnsi="Times New Roman"/>
+          <w:color w:val="000000"/>
+          <w:sz w:val="22"/>
+        </w:rPr>
+        <w:t>Worked across five internal projects, developing operational dashboards and building, maintaining, and improving data pipelines used by internal teams.</w:t>
+      </w:r>
+    </w:p>
+    <w:p>
+      <w:pPr>
+        <w:numPr>
+          <w:ilvl w:val="0"/>
+          <w:numId w:val="4"/>
+        </w:numPr>
+        <w:keepNext w:val="0"/>
+        <w:widowControl/>
+        <w:spacing w:before="0" w:after="80" w:line="252" w:lineRule="auto"/>
+        <w:ind w:left="360" w:hanging="360"/>
+        <w:jc w:val="left"/>
+      </w:pPr>
+      <w:r>
+        <w:rPr>
+          <w:rFonts w:ascii="Times New Roman" w:hAnsi="Times New Roman"/>
+          <w:color w:val="000000"/>
+          <w:sz w:val="22"/>
+        </w:rPr>
+        <w:t>Developed optimization and monitoring solutions, including pipeline skip detection and volume analysis to surface skipped runs and unexpected processing patterns.</w:t>
+      </w:r>
+    </w:p>
+    <w:p>
+      <w:pPr>
+        <w:keepNext/>
+        <w:widowControl/>
+        <w:spacing w:before="100" w:after="60" w:line="252" w:lineRule="auto"/>
+      </w:pPr>
+      <w:r>
+        <w:rPr>
+          <w:rFonts w:ascii="Times New Roman" w:hAnsi="Times New Roman"/>
+          <w:b/>
+          <w:color w:val="000000"/>
+          <w:sz w:val="19"/>
+        </w:rPr>
+        <w:t>AI PRODUCT ENGINEERING</w:t>
+      </w:r>
+    </w:p>
+    <w:p>
+      <w:pPr>
+        <w:numPr>
+          <w:ilvl w:val="0"/>
+          <w:numId w:val="4"/>
+        </w:numPr>
+        <w:keepNext w:val="0"/>
+        <w:widowControl/>
+        <w:spacing w:before="0" w:after="80" w:line="252" w:lineRule="auto"/>
         <w:ind w:left="360" w:hanging="360"/>
         <w:jc w:val="left"/>
       </w:pPr>
@@ -304,7 +378,7 @@
         </w:numPr>
         <w:keepNext w:val="0"/>
         <w:widowControl/>
-        <w:spacing w:before="0" w:after="70" w:line="252" w:lineRule="auto"/>
+        <w:spacing w:before="0" w:after="80" w:line="252" w:lineRule="auto"/>
         <w:ind w:left="360" w:hanging="360"/>
         <w:jc w:val="left"/>
       </w:pPr>
@@ -325,49 +399,65 @@
         </w:numPr>
         <w:keepNext w:val="0"/>
         <w:widowControl/>
-        <w:spacing w:before="0" w:after="70" w:line="252" w:lineRule="auto"/>
-        <w:ind w:left="360" w:hanging="360"/>
-        <w:jc w:val="left"/>
-      </w:pPr>
-      <w:r>
-        <w:rPr>
-          <w:rFonts w:ascii="Times New Roman" w:hAnsi="Times New Roman"/>
-          <w:color w:val="000000"/>
-          <w:sz w:val="22"/>
-        </w:rPr>
-        <w:t>Applied data engineering principles to production readiness through intentional schemas, dependable persistence, traceable agent decisions, and maintainable integration boundaries.</w:t>
-      </w:r>
-    </w:p>
-    <w:p>
-      <w:pPr>
-        <w:numPr>
-          <w:ilvl w:val="0"/>
-          <w:numId w:val="4"/>
-        </w:numPr>
-        <w:keepNext w:val="0"/>
-        <w:widowControl/>
-        <w:spacing w:before="0" w:after="70" w:line="252" w:lineRule="auto"/>
-        <w:ind w:left="360" w:hanging="360"/>
-        <w:jc w:val="left"/>
-      </w:pPr>
-      <w:r>
-        <w:rPr>
-          <w:rFonts w:ascii="Times New Roman" w:hAnsi="Times New Roman"/>
-          <w:color w:val="000000"/>
-          <w:sz w:val="22"/>
-        </w:rPr>
-        <w:t>Developed an internal real-time pose-detection engine with MediaPipe, together with operational dashboards and Databricks pipelines for production workflows.</w:t>
-      </w:r>
-    </w:p>
-    <w:p>
-      <w:pPr>
-        <w:numPr>
-          <w:ilvl w:val="0"/>
-          <w:numId w:val="4"/>
-        </w:numPr>
-        <w:keepNext w:val="0"/>
-        <w:widowControl/>
-        <w:spacing w:before="0" w:after="70" w:line="252" w:lineRule="auto"/>
+        <w:spacing w:before="0" w:after="80" w:line="252" w:lineRule="auto"/>
+        <w:ind w:left="360" w:hanging="360"/>
+        <w:jc w:val="left"/>
+      </w:pPr>
+      <w:r>
+        <w:rPr>
+          <w:rFonts w:ascii="Times New Roman" w:hAnsi="Times New Roman"/>
+          <w:color w:val="000000"/>
+          <w:sz w:val="22"/>
+        </w:rPr>
+        <w:t>Applied data engineering principles to AI production readiness through intentional schemas, dependable persistence, traceable agent decisions, and maintainable integration boundaries.</w:t>
+      </w:r>
+    </w:p>
+    <w:p>
+      <w:pPr>
+        <w:numPr>
+          <w:ilvl w:val="0"/>
+          <w:numId w:val="4"/>
+        </w:numPr>
+        <w:keepNext w:val="0"/>
+        <w:widowControl/>
+        <w:spacing w:before="0" w:after="80" w:line="252" w:lineRule="auto"/>
+        <w:ind w:left="360" w:hanging="360"/>
+        <w:jc w:val="left"/>
+      </w:pPr>
+      <w:r>
+        <w:rPr>
+          <w:rFonts w:ascii="Times New Roman" w:hAnsi="Times New Roman"/>
+          <w:color w:val="000000"/>
+          <w:sz w:val="22"/>
+        </w:rPr>
+        <w:t>Developed an internal real-time pose-detection engine with MediaPipe for an internal workflow.</w:t>
+      </w:r>
+    </w:p>
+    <w:p>
+      <w:pPr>
+        <w:keepNext/>
+        <w:widowControl/>
+        <w:spacing w:before="100" w:after="60" w:line="252" w:lineRule="auto"/>
+      </w:pPr>
+      <w:r>
+        <w:rPr>
+          <w:rFonts w:ascii="Times New Roman" w:hAnsi="Times New Roman"/>
+          <w:b/>
+          <w:color w:val="000000"/>
+          <w:sz w:val="19"/>
+        </w:rPr>
+        <w:t>INTERNAL KNOWLEDGE SHARING</w:t>
+      </w:r>
+    </w:p>
+    <w:p>
+      <w:pPr>
+        <w:numPr>
+          <w:ilvl w:val="0"/>
+          <w:numId w:val="4"/>
+        </w:numPr>
+        <w:keepNext w:val="0"/>
+        <w:widowControl/>
+        <w:spacing w:before="0" w:after="100" w:line="252" w:lineRule="auto"/>
         <w:ind w:left="360" w:hanging="360"/>
         <w:jc w:val="left"/>
       </w:pPr>
@@ -387,7 +477,7 @@
         <w:tabs>
           <w:tab w:pos="10296" w:val="right"/>
         </w:tabs>
-        <w:spacing w:before="0" w:after="40" w:line="252" w:lineRule="auto"/>
+        <w:spacing w:before="220" w:after="60" w:line="252" w:lineRule="auto"/>
       </w:pPr>
       <w:r>
         <w:rPr>
@@ -413,13 +503,29 @@
     </w:p>
     <w:p>
       <w:pPr>
-        <w:numPr>
-          <w:ilvl w:val="0"/>
-          <w:numId w:val="4"/>
-        </w:numPr>
-        <w:keepNext w:val="0"/>
-        <w:widowControl/>
-        <w:spacing w:before="0" w:after="70" w:line="252" w:lineRule="auto"/>
+        <w:keepNext/>
+        <w:widowControl/>
+        <w:spacing w:before="60" w:after="60" w:line="252" w:lineRule="auto"/>
+      </w:pPr>
+      <w:r>
+        <w:rPr>
+          <w:rFonts w:ascii="Times New Roman" w:hAnsi="Times New Roman"/>
+          <w:b/>
+          <w:color w:val="000000"/>
+          <w:sz w:val="19"/>
+        </w:rPr>
+        <w:t>OPTIMIZATION AND PLANNING</w:t>
+      </w:r>
+    </w:p>
+    <w:p>
+      <w:pPr>
+        <w:numPr>
+          <w:ilvl w:val="0"/>
+          <w:numId w:val="4"/>
+        </w:numPr>
+        <w:keepNext w:val="0"/>
+        <w:widowControl/>
+        <w:spacing w:before="0" w:after="80" w:line="252" w:lineRule="auto"/>
         <w:ind w:left="360" w:hanging="360"/>
         <w:jc w:val="left"/>
       </w:pPr>
@@ -440,7 +546,44 @@
         </w:numPr>
         <w:keepNext w:val="0"/>
         <w:widowControl/>
-        <w:spacing w:before="0" w:after="70" w:line="252" w:lineRule="auto"/>
+        <w:spacing w:before="0" w:after="80" w:line="252" w:lineRule="auto"/>
+        <w:ind w:left="360" w:hanging="360"/>
+        <w:jc w:val="left"/>
+      </w:pPr>
+      <w:r>
+        <w:rPr>
+          <w:rFonts w:ascii="Times New Roman" w:hAnsi="Times New Roman"/>
+          <w:color w:val="000000"/>
+          <w:sz w:val="22"/>
+        </w:rPr>
+        <w:t>Directed equipment performance-to-model tracking and coordinated data engineers building reliable sources for model-accuracy analysis.</w:t>
+      </w:r>
+    </w:p>
+    <w:p>
+      <w:pPr>
+        <w:keepNext/>
+        <w:widowControl/>
+        <w:spacing w:before="100" w:after="60" w:line="252" w:lineRule="auto"/>
+      </w:pPr>
+      <w:r>
+        <w:rPr>
+          <w:rFonts w:ascii="Times New Roman" w:hAnsi="Times New Roman"/>
+          <w:b/>
+          <w:color w:val="000000"/>
+          <w:sz w:val="19"/>
+        </w:rPr>
+        <w:t>DATA PLATFORMS AND AUTOMATION</w:t>
+      </w:r>
+    </w:p>
+    <w:p>
+      <w:pPr>
+        <w:numPr>
+          <w:ilvl w:val="0"/>
+          <w:numId w:val="4"/>
+        </w:numPr>
+        <w:keepNext w:val="0"/>
+        <w:widowControl/>
+        <w:spacing w:before="0" w:after="80" w:line="252" w:lineRule="auto"/>
         <w:ind w:left="360" w:hanging="360"/>
         <w:jc w:val="left"/>
       </w:pPr>
@@ -461,7 +604,7 @@
         </w:numPr>
         <w:keepNext w:val="0"/>
         <w:widowControl/>
-        <w:spacing w:before="0" w:after="70" w:line="252" w:lineRule="auto"/>
+        <w:spacing w:before="0" w:after="80" w:line="252" w:lineRule="auto"/>
         <w:ind w:left="360" w:hanging="360"/>
         <w:jc w:val="left"/>
       </w:pPr>
@@ -482,7 +625,7 @@
         </w:numPr>
         <w:keepNext w:val="0"/>
         <w:widowControl/>
-        <w:spacing w:before="0" w:after="70" w:line="252" w:lineRule="auto"/>
+        <w:spacing w:before="0" w:after="80" w:line="252" w:lineRule="auto"/>
         <w:ind w:left="360" w:hanging="360"/>
         <w:jc w:val="left"/>
       </w:pPr>
@@ -493,27 +636,6 @@
           <w:sz w:val="22"/>
         </w:rPr>
         <w:t>Scaled product-assembly re-entrance reporting across product groups, contributing a further 20 hours of weekly time savings.</w:t>
-      </w:r>
-    </w:p>
-    <w:p>
-      <w:pPr>
-        <w:numPr>
-          <w:ilvl w:val="0"/>
-          <w:numId w:val="4"/>
-        </w:numPr>
-        <w:keepNext w:val="0"/>
-        <w:widowControl/>
-        <w:spacing w:before="0" w:after="70" w:line="252" w:lineRule="auto"/>
-        <w:ind w:left="360" w:hanging="360"/>
-        <w:jc w:val="left"/>
-      </w:pPr>
-      <w:r>
-        <w:rPr>
-          <w:rFonts w:ascii="Times New Roman" w:hAnsi="Times New Roman"/>
-          <w:color w:val="000000"/>
-          <w:sz w:val="22"/>
-        </w:rPr>
-        <w:t>Directed equipment performance-to-model tracking and coordinated data engineers building reliable sources for model-accuracy analysis.</w:t>
       </w:r>
     </w:p>
     <w:p>
@@ -523,7 +645,7 @@
         <w:tabs>
           <w:tab w:pos="10296" w:val="right"/>
         </w:tabs>
-        <w:spacing w:before="0" w:after="40" w:line="252" w:lineRule="auto"/>
+        <w:spacing w:before="220" w:after="60" w:line="252" w:lineRule="auto"/>
       </w:pPr>
       <w:r>
         <w:rPr>
@@ -549,13 +671,29 @@
     </w:p>
     <w:p>
       <w:pPr>
-        <w:numPr>
-          <w:ilvl w:val="0"/>
-          <w:numId w:val="4"/>
-        </w:numPr>
-        <w:keepNext w:val="0"/>
-        <w:widowControl/>
-        <w:spacing w:before="0" w:after="70" w:line="252" w:lineRule="auto"/>
+        <w:keepNext/>
+        <w:widowControl/>
+        <w:spacing w:before="60" w:after="60" w:line="252" w:lineRule="auto"/>
+      </w:pPr>
+      <w:r>
+        <w:rPr>
+          <w:rFonts w:ascii="Times New Roman" w:hAnsi="Times New Roman"/>
+          <w:b/>
+          <w:color w:val="000000"/>
+          <w:sz w:val="19"/>
+        </w:rPr>
+        <w:t>RESEARCH AND SIMULATION</w:t>
+      </w:r>
+    </w:p>
+    <w:p>
+      <w:pPr>
+        <w:numPr>
+          <w:ilvl w:val="0"/>
+          <w:numId w:val="4"/>
+        </w:numPr>
+        <w:keepNext w:val="0"/>
+        <w:widowControl/>
+        <w:spacing w:before="0" w:after="80" w:line="252" w:lineRule="auto"/>
         <w:ind w:left="360" w:hanging="360"/>
         <w:jc w:val="left"/>
       </w:pPr>
@@ -576,7 +714,7 @@
         </w:numPr>
         <w:keepNext w:val="0"/>
         <w:widowControl/>
-        <w:spacing w:before="0" w:after="70" w:line="252" w:lineRule="auto"/>
+        <w:spacing w:before="0" w:after="80" w:line="252" w:lineRule="auto"/>
         <w:ind w:left="360" w:hanging="360"/>
         <w:jc w:val="left"/>
       </w:pPr>
@@ -597,7 +735,7 @@
         </w:numPr>
         <w:keepNext w:val="0"/>
         <w:widowControl/>
-        <w:spacing w:before="0" w:after="70" w:line="252" w:lineRule="auto"/>
+        <w:spacing w:before="0" w:after="80" w:line="252" w:lineRule="auto"/>
         <w:ind w:left="360" w:hanging="360"/>
         <w:jc w:val="left"/>
       </w:pPr>
@@ -613,7 +751,7 @@
     <w:p>
       <w:pPr>
         <w:keepNext/>
-        <w:spacing w:before="180" w:after="100" w:line="252" w:lineRule="auto"/>
+        <w:spacing w:before="280" w:after="140" w:line="252" w:lineRule="auto"/>
       </w:pPr>
       <w:r>
         <w:rPr>
@@ -623,7 +761,7 @@
           <w:sz w:val="23"/>
           <w:u w:val="single"/>
         </w:rPr>
-        <w:t>SELECTED AI AND DATA PRODUCTS</w:t>
+        <w:t>SELECTED INTERNAL PRODUCTS</w:t>
       </w:r>
     </w:p>
     <w:p>
@@ -633,7 +771,7 @@
         <w:tabs>
           <w:tab w:pos="10296" w:val="right"/>
         </w:tabs>
-        <w:spacing w:before="0" w:after="40" w:line="252" w:lineRule="auto"/>
+        <w:spacing w:before="40" w:after="60" w:line="252" w:lineRule="auto"/>
       </w:pPr>
       <w:r>
         <w:rPr>
@@ -685,7 +823,7 @@
         <w:tabs>
           <w:tab w:pos="10296" w:val="right"/>
         </w:tabs>
-        <w:spacing w:before="0" w:after="40" w:line="252" w:lineRule="auto"/>
+        <w:spacing w:before="140" w:after="60" w:line="252" w:lineRule="auto"/>
       </w:pPr>
       <w:r>
         <w:rPr>
@@ -733,111 +871,7 @@
     <w:p>
       <w:pPr>
         <w:keepNext/>
-        <w:widowControl/>
-        <w:tabs>
-          <w:tab w:pos="10296" w:val="right"/>
-        </w:tabs>
-        <w:spacing w:before="0" w:after="40" w:line="252" w:lineRule="auto"/>
-      </w:pPr>
-      <w:r>
-        <w:rPr>
-          <w:rFonts w:ascii="Times New Roman" w:hAnsi="Times New Roman"/>
-          <w:b/>
-          <w:color w:val="000000"/>
-          <w:sz w:val="22"/>
-        </w:rPr>
-        <w:t>AI talent matching</w:t>
-      </w:r>
-      <w:r>
-        <w:tab/>
-      </w:r>
-      <w:r>
-        <w:rPr>
-          <w:rFonts w:ascii="Times New Roman" w:hAnsi="Times New Roman"/>
-          <w:b/>
-          <w:color w:val="000000"/>
-          <w:sz w:val="22"/>
-        </w:rPr>
-        <w:t>UAT  |  Internal</w:t>
-      </w:r>
-    </w:p>
-    <w:p>
-      <w:pPr>
-        <w:numPr>
-          <w:ilvl w:val="0"/>
-          <w:numId w:val="4"/>
-        </w:numPr>
-        <w:keepNext w:val="0"/>
-        <w:widowControl/>
-        <w:spacing w:before="0" w:after="70" w:line="252" w:lineRule="auto"/>
-        <w:ind w:left="360" w:hanging="360"/>
-        <w:jc w:val="left"/>
-      </w:pPr>
-      <w:r>
-        <w:rPr>
-          <w:rFonts w:ascii="Times New Roman" w:hAnsi="Times New Roman"/>
-          <w:color w:val="000000"/>
-          <w:sz w:val="22"/>
-        </w:rPr>
-        <w:t>Pairs vector similarity with governed identity and role data so recommendations remain explainable and grounded in trusted records.</w:t>
-      </w:r>
-    </w:p>
-    <w:p>
-      <w:pPr>
-        <w:keepNext/>
-        <w:widowControl/>
-        <w:tabs>
-          <w:tab w:pos="10296" w:val="right"/>
-        </w:tabs>
-        <w:spacing w:before="0" w:after="40" w:line="252" w:lineRule="auto"/>
-      </w:pPr>
-      <w:r>
-        <w:rPr>
-          <w:rFonts w:ascii="Times New Roman" w:hAnsi="Times New Roman"/>
-          <w:b/>
-          <w:color w:val="000000"/>
-          <w:sz w:val="22"/>
-        </w:rPr>
-        <w:t>Operational analytics platform</w:t>
-      </w:r>
-      <w:r>
-        <w:tab/>
-      </w:r>
-      <w:r>
-        <w:rPr>
-          <w:rFonts w:ascii="Times New Roman" w:hAnsi="Times New Roman"/>
-          <w:b/>
-          <w:color w:val="000000"/>
-          <w:sz w:val="22"/>
-        </w:rPr>
-        <w:t>UAT  |  Internal</w:t>
-      </w:r>
-    </w:p>
-    <w:p>
-      <w:pPr>
-        <w:numPr>
-          <w:ilvl w:val="0"/>
-          <w:numId w:val="4"/>
-        </w:numPr>
-        <w:keepNext w:val="0"/>
-        <w:widowControl/>
-        <w:spacing w:before="0" w:after="70" w:line="252" w:lineRule="auto"/>
-        <w:ind w:left="360" w:hanging="360"/>
-        <w:jc w:val="left"/>
-      </w:pPr>
-      <w:r>
-        <w:rPr>
-          <w:rFonts w:ascii="Times New Roman" w:hAnsi="Times New Roman"/>
-          <w:color w:val="000000"/>
-          <w:sz w:val="22"/>
-        </w:rPr>
-        <w:t>Combines streaming data, anomaly detection, drill-down analysis, and audit trails with freshness checks, lineage, and reproducible transformations.</w:t>
-      </w:r>
-    </w:p>
-    <w:p>
-      <w:pPr>
-        <w:keepNext/>
-        <w:spacing w:before="180" w:after="100" w:line="252" w:lineRule="auto"/>
+        <w:spacing w:before="280" w:after="140" w:line="252" w:lineRule="auto"/>
       </w:pPr>
       <w:r>
         <w:rPr>
@@ -916,7 +950,7 @@
     <w:p>
       <w:pPr>
         <w:keepNext/>
-        <w:spacing w:before="180" w:after="100" w:line="252" w:lineRule="auto"/>
+        <w:spacing w:before="280" w:after="140" w:line="252" w:lineRule="auto"/>
       </w:pPr>
       <w:r>
         <w:rPr>

--- a/public/Kerk_Zhi_Sheng_Resume.docx
+++ b/public/Kerk_Zhi_Sheng_Resume.docx
@@ -160,37 +160,84 @@
         <w:t>EDUCATION</w:t>
       </w:r>
     </w:p>
-    <w:p>
-      <w:pPr>
-        <w:keepNext/>
-        <w:widowControl/>
-        <w:tabs>
-          <w:tab w:pos="10296" w:val="right"/>
-        </w:tabs>
-        <w:spacing w:before="140" w:after="60" w:line="252" w:lineRule="auto"/>
-      </w:pPr>
-      <w:r>
-        <w:rPr>
-          <w:rFonts w:ascii="Times New Roman" w:hAnsi="Times New Roman"/>
-          <w:b/>
-          <w:color w:val="000000"/>
-          <w:sz w:val="22"/>
-        </w:rPr>
-        <w:t>National University of Singapore (NUS)</w:t>
-      </w:r>
-      <w:r>
-        <w:tab/>
-      </w:r>
-      <w:r>
-        <w:rPr>
-          <w:rFonts w:ascii="Times New Roman" w:hAnsi="Times New Roman"/>
-          <w:b/>
-          <w:color w:val="000000"/>
-          <w:sz w:val="22"/>
-        </w:rPr>
-        <w:t>Aug 2018 to May 2022</w:t>
-      </w:r>
-    </w:p>
+    <w:tbl>
+      <w:tblPr>
+        <w:tblW w:type="auto" w:w="0"/>
+        <w:tblLayout w:type="fixed"/>
+        <w:tblLook w:firstColumn="1" w:firstRow="1" w:lastColumn="0" w:lastRow="0" w:noHBand="0" w:noVBand="1" w:val="04A0"/>
+        <w:tblBorders>
+          <w:top w:val="nil"/>
+          <w:left w:val="nil"/>
+          <w:bottom w:val="nil"/>
+          <w:right w:val="nil"/>
+          <w:insideH w:val="nil"/>
+          <w:insideV w:val="nil"/>
+        </w:tblBorders>
+      </w:tblPr>
+      <w:tblGrid>
+        <w:gridCol w:w="7848"/>
+        <w:gridCol w:w="2621"/>
+      </w:tblGrid>
+      <w:tr>
+        <w:tc>
+          <w:tcPr>
+            <w:tcW w:type="dxa" w:w="5233"/>
+            <w:tcMar>
+              <w:top w:w="0" w:type="dxa"/>
+              <w:left w:w="0" w:type="dxa"/>
+              <w:bottom w:w="0" w:type="dxa"/>
+              <w:right w:w="0" w:type="dxa"/>
+            </w:tcMar>
+            <w:vAlign w:val="bottom"/>
+          </w:tcPr>
+          <w:p>
+            <w:pPr>
+              <w:keepNext/>
+              <w:widowControl/>
+              <w:spacing w:before="140" w:after="60" w:line="252" w:lineRule="auto"/>
+            </w:pPr>
+            <w:r>
+              <w:rPr>
+                <w:rFonts w:ascii="Times New Roman" w:hAnsi="Times New Roman"/>
+                <w:b/>
+                <w:color w:val="000000"/>
+                <w:sz w:val="22"/>
+              </w:rPr>
+              <w:t>National University of Singapore (NUS)</w:t>
+            </w:r>
+          </w:p>
+        </w:tc>
+        <w:tc>
+          <w:tcPr>
+            <w:tcW w:type="dxa" w:w="5233"/>
+            <w:tcMar>
+              <w:top w:w="0" w:type="dxa"/>
+              <w:left w:w="0" w:type="dxa"/>
+              <w:bottom w:w="0" w:type="dxa"/>
+              <w:right w:w="0" w:type="dxa"/>
+            </w:tcMar>
+            <w:vAlign w:val="bottom"/>
+          </w:tcPr>
+          <w:p>
+            <w:pPr>
+              <w:keepNext/>
+              <w:widowControl/>
+              <w:spacing w:before="140" w:after="60" w:line="252" w:lineRule="auto"/>
+              <w:jc w:val="right"/>
+            </w:pPr>
+            <w:r>
+              <w:rPr>
+                <w:rFonts w:ascii="Times New Roman" w:hAnsi="Times New Roman"/>
+                <w:b/>
+                <w:color w:val="000000"/>
+                <w:sz w:val="22"/>
+              </w:rPr>
+              <w:t>Aug 2018 to May 2022</w:t>
+            </w:r>
+          </w:p>
+        </w:tc>
+      </w:tr>
+    </w:tbl>
     <w:p>
       <w:pPr>
         <w:numPr>
@@ -228,37 +275,84 @@
         <w:t>PROFESSIONAL EXPERIENCE</w:t>
       </w:r>
     </w:p>
-    <w:p>
-      <w:pPr>
-        <w:keepNext/>
-        <w:widowControl/>
-        <w:tabs>
-          <w:tab w:pos="10296" w:val="right"/>
-        </w:tabs>
-        <w:spacing w:before="40" w:after="60" w:line="252" w:lineRule="auto"/>
-      </w:pPr>
-      <w:r>
-        <w:rPr>
-          <w:rFonts w:ascii="Times New Roman" w:hAnsi="Times New Roman"/>
-          <w:b/>
-          <w:color w:val="000000"/>
-          <w:sz w:val="22"/>
-        </w:rPr>
-        <w:t>GovTech  |  Data and AI Engineer</w:t>
-      </w:r>
-      <w:r>
-        <w:tab/>
-      </w:r>
-      <w:r>
-        <w:rPr>
-          <w:rFonts w:ascii="Times New Roman" w:hAnsi="Times New Roman"/>
-          <w:b/>
-          <w:color w:val="000000"/>
-          <w:sz w:val="22"/>
-        </w:rPr>
-        <w:t>2024 to Present</w:t>
-      </w:r>
-    </w:p>
+    <w:tbl>
+      <w:tblPr>
+        <w:tblW w:type="auto" w:w="0"/>
+        <w:tblLayout w:type="fixed"/>
+        <w:tblLook w:firstColumn="1" w:firstRow="1" w:lastColumn="0" w:lastRow="0" w:noHBand="0" w:noVBand="1" w:val="04A0"/>
+        <w:tblBorders>
+          <w:top w:val="nil"/>
+          <w:left w:val="nil"/>
+          <w:bottom w:val="nil"/>
+          <w:right w:val="nil"/>
+          <w:insideH w:val="nil"/>
+          <w:insideV w:val="nil"/>
+        </w:tblBorders>
+      </w:tblPr>
+      <w:tblGrid>
+        <w:gridCol w:w="7848"/>
+        <w:gridCol w:w="2621"/>
+      </w:tblGrid>
+      <w:tr>
+        <w:tc>
+          <w:tcPr>
+            <w:tcW w:type="dxa" w:w="5233"/>
+            <w:tcMar>
+              <w:top w:w="0" w:type="dxa"/>
+              <w:left w:w="0" w:type="dxa"/>
+              <w:bottom w:w="0" w:type="dxa"/>
+              <w:right w:w="0" w:type="dxa"/>
+            </w:tcMar>
+            <w:vAlign w:val="bottom"/>
+          </w:tcPr>
+          <w:p>
+            <w:pPr>
+              <w:keepNext/>
+              <w:widowControl/>
+              <w:spacing w:before="40" w:after="60" w:line="252" w:lineRule="auto"/>
+            </w:pPr>
+            <w:r>
+              <w:rPr>
+                <w:rFonts w:ascii="Times New Roman" w:hAnsi="Times New Roman"/>
+                <w:b/>
+                <w:color w:val="000000"/>
+                <w:sz w:val="22"/>
+              </w:rPr>
+              <w:t>GovTech  |  Data and AI Engineer</w:t>
+            </w:r>
+          </w:p>
+        </w:tc>
+        <w:tc>
+          <w:tcPr>
+            <w:tcW w:type="dxa" w:w="5233"/>
+            <w:tcMar>
+              <w:top w:w="0" w:type="dxa"/>
+              <w:left w:w="0" w:type="dxa"/>
+              <w:bottom w:w="0" w:type="dxa"/>
+              <w:right w:w="0" w:type="dxa"/>
+            </w:tcMar>
+            <w:vAlign w:val="bottom"/>
+          </w:tcPr>
+          <w:p>
+            <w:pPr>
+              <w:keepNext/>
+              <w:widowControl/>
+              <w:spacing w:before="40" w:after="60" w:line="252" w:lineRule="auto"/>
+              <w:jc w:val="right"/>
+            </w:pPr>
+            <w:r>
+              <w:rPr>
+                <w:rFonts w:ascii="Times New Roman" w:hAnsi="Times New Roman"/>
+                <w:b/>
+                <w:color w:val="000000"/>
+                <w:sz w:val="22"/>
+              </w:rPr>
+              <w:t>2024 to Present</w:t>
+            </w:r>
+          </w:p>
+        </w:tc>
+      </w:tr>
+    </w:tbl>
     <w:p>
       <w:pPr>
         <w:keepNext w:val="0"/>
@@ -470,37 +564,84 @@
         <w:t>Presented an internal Databricks brown-bag session on Genie agents and Genie Code, and participated in internal forums and hackathons to share practical AI adoption patterns.</w:t>
       </w:r>
     </w:p>
-    <w:p>
-      <w:pPr>
-        <w:keepNext/>
-        <w:widowControl/>
-        <w:tabs>
-          <w:tab w:pos="10296" w:val="right"/>
-        </w:tabs>
-        <w:spacing w:before="220" w:after="60" w:line="252" w:lineRule="auto"/>
-      </w:pPr>
-      <w:r>
-        <w:rPr>
-          <w:rFonts w:ascii="Times New Roman" w:hAnsi="Times New Roman"/>
-          <w:b/>
-          <w:color w:val="000000"/>
-          <w:sz w:val="22"/>
-        </w:rPr>
-        <w:t>Micron Technology  |  Data Science Engineer</w:t>
-      </w:r>
-      <w:r>
-        <w:tab/>
-      </w:r>
-      <w:r>
-        <w:rPr>
-          <w:rFonts w:ascii="Times New Roman" w:hAnsi="Times New Roman"/>
-          <w:b/>
-          <w:color w:val="000000"/>
-          <w:sz w:val="22"/>
-        </w:rPr>
-        <w:t>Jun 2022 to 2025</w:t>
-      </w:r>
-    </w:p>
+    <w:tbl>
+      <w:tblPr>
+        <w:tblW w:type="auto" w:w="0"/>
+        <w:tblLayout w:type="fixed"/>
+        <w:tblLook w:firstColumn="1" w:firstRow="1" w:lastColumn="0" w:lastRow="0" w:noHBand="0" w:noVBand="1" w:val="04A0"/>
+        <w:tblBorders>
+          <w:top w:val="nil"/>
+          <w:left w:val="nil"/>
+          <w:bottom w:val="nil"/>
+          <w:right w:val="nil"/>
+          <w:insideH w:val="nil"/>
+          <w:insideV w:val="nil"/>
+        </w:tblBorders>
+      </w:tblPr>
+      <w:tblGrid>
+        <w:gridCol w:w="7848"/>
+        <w:gridCol w:w="2621"/>
+      </w:tblGrid>
+      <w:tr>
+        <w:tc>
+          <w:tcPr>
+            <w:tcW w:type="dxa" w:w="5233"/>
+            <w:tcMar>
+              <w:top w:w="0" w:type="dxa"/>
+              <w:left w:w="0" w:type="dxa"/>
+              <w:bottom w:w="0" w:type="dxa"/>
+              <w:right w:w="0" w:type="dxa"/>
+            </w:tcMar>
+            <w:vAlign w:val="bottom"/>
+          </w:tcPr>
+          <w:p>
+            <w:pPr>
+              <w:keepNext/>
+              <w:widowControl/>
+              <w:spacing w:before="220" w:after="60" w:line="252" w:lineRule="auto"/>
+            </w:pPr>
+            <w:r>
+              <w:rPr>
+                <w:rFonts w:ascii="Times New Roman" w:hAnsi="Times New Roman"/>
+                <w:b/>
+                <w:color w:val="000000"/>
+                <w:sz w:val="22"/>
+              </w:rPr>
+              <w:t>Micron Technology  |  Data Science Engineer</w:t>
+            </w:r>
+          </w:p>
+        </w:tc>
+        <w:tc>
+          <w:tcPr>
+            <w:tcW w:type="dxa" w:w="5233"/>
+            <w:tcMar>
+              <w:top w:w="0" w:type="dxa"/>
+              <w:left w:w="0" w:type="dxa"/>
+              <w:bottom w:w="0" w:type="dxa"/>
+              <w:right w:w="0" w:type="dxa"/>
+            </w:tcMar>
+            <w:vAlign w:val="bottom"/>
+          </w:tcPr>
+          <w:p>
+            <w:pPr>
+              <w:keepNext/>
+              <w:widowControl/>
+              <w:spacing w:before="220" w:after="60" w:line="252" w:lineRule="auto"/>
+              <w:jc w:val="right"/>
+            </w:pPr>
+            <w:r>
+              <w:rPr>
+                <w:rFonts w:ascii="Times New Roman" w:hAnsi="Times New Roman"/>
+                <w:b/>
+                <w:color w:val="000000"/>
+                <w:sz w:val="22"/>
+              </w:rPr>
+              <w:t>Jun 2022 to 2025</w:t>
+            </w:r>
+          </w:p>
+        </w:tc>
+      </w:tr>
+    </w:tbl>
     <w:p>
       <w:pPr>
         <w:keepNext/>
@@ -638,37 +779,84 @@
         <w:t>Scaled product-assembly re-entrance reporting across product groups, contributing a further 20 hours of weekly time savings.</w:t>
       </w:r>
     </w:p>
-    <w:p>
-      <w:pPr>
-        <w:keepNext/>
-        <w:widowControl/>
-        <w:tabs>
-          <w:tab w:pos="10296" w:val="right"/>
-        </w:tabs>
-        <w:spacing w:before="220" w:after="60" w:line="252" w:lineRule="auto"/>
-      </w:pPr>
-      <w:r>
-        <w:rPr>
-          <w:rFonts w:ascii="Times New Roman" w:hAnsi="Times New Roman"/>
-          <w:b/>
-          <w:color w:val="000000"/>
-          <w:sz w:val="22"/>
-        </w:rPr>
-        <w:t>National University of Singapore  |  Research Intern</w:t>
-      </w:r>
-      <w:r>
-        <w:tab/>
-      </w:r>
-      <w:r>
-        <w:rPr>
-          <w:rFonts w:ascii="Times New Roman" w:hAnsi="Times New Roman"/>
-          <w:b/>
-          <w:color w:val="000000"/>
-          <w:sz w:val="22"/>
-        </w:rPr>
-        <w:t>May to Aug 2021</w:t>
-      </w:r>
-    </w:p>
+    <w:tbl>
+      <w:tblPr>
+        <w:tblW w:type="auto" w:w="0"/>
+        <w:tblLayout w:type="fixed"/>
+        <w:tblLook w:firstColumn="1" w:firstRow="1" w:lastColumn="0" w:lastRow="0" w:noHBand="0" w:noVBand="1" w:val="04A0"/>
+        <w:tblBorders>
+          <w:top w:val="nil"/>
+          <w:left w:val="nil"/>
+          <w:bottom w:val="nil"/>
+          <w:right w:val="nil"/>
+          <w:insideH w:val="nil"/>
+          <w:insideV w:val="nil"/>
+        </w:tblBorders>
+      </w:tblPr>
+      <w:tblGrid>
+        <w:gridCol w:w="7848"/>
+        <w:gridCol w:w="2621"/>
+      </w:tblGrid>
+      <w:tr>
+        <w:tc>
+          <w:tcPr>
+            <w:tcW w:type="dxa" w:w="5233"/>
+            <w:tcMar>
+              <w:top w:w="0" w:type="dxa"/>
+              <w:left w:w="0" w:type="dxa"/>
+              <w:bottom w:w="0" w:type="dxa"/>
+              <w:right w:w="0" w:type="dxa"/>
+            </w:tcMar>
+            <w:vAlign w:val="bottom"/>
+          </w:tcPr>
+          <w:p>
+            <w:pPr>
+              <w:keepNext/>
+              <w:widowControl/>
+              <w:spacing w:before="220" w:after="60" w:line="252" w:lineRule="auto"/>
+            </w:pPr>
+            <w:r>
+              <w:rPr>
+                <w:rFonts w:ascii="Times New Roman" w:hAnsi="Times New Roman"/>
+                <w:b/>
+                <w:color w:val="000000"/>
+                <w:sz w:val="22"/>
+              </w:rPr>
+              <w:t>National University of Singapore  |  Research Intern</w:t>
+            </w:r>
+          </w:p>
+        </w:tc>
+        <w:tc>
+          <w:tcPr>
+            <w:tcW w:type="dxa" w:w="5233"/>
+            <w:tcMar>
+              <w:top w:w="0" w:type="dxa"/>
+              <w:left w:w="0" w:type="dxa"/>
+              <w:bottom w:w="0" w:type="dxa"/>
+              <w:right w:w="0" w:type="dxa"/>
+            </w:tcMar>
+            <w:vAlign w:val="bottom"/>
+          </w:tcPr>
+          <w:p>
+            <w:pPr>
+              <w:keepNext/>
+              <w:widowControl/>
+              <w:spacing w:before="220" w:after="60" w:line="252" w:lineRule="auto"/>
+              <w:jc w:val="right"/>
+            </w:pPr>
+            <w:r>
+              <w:rPr>
+                <w:rFonts w:ascii="Times New Roman" w:hAnsi="Times New Roman"/>
+                <w:b/>
+                <w:color w:val="000000"/>
+                <w:sz w:val="22"/>
+              </w:rPr>
+              <w:t>May to Aug 2021</w:t>
+            </w:r>
+          </w:p>
+        </w:tc>
+      </w:tr>
+    </w:tbl>
     <w:p>
       <w:pPr>
         <w:keepNext/>
@@ -768,9 +956,6 @@
       <w:pPr>
         <w:keepNext/>
         <w:widowControl/>
-        <w:tabs>
-          <w:tab w:pos="10296" w:val="right"/>
-        </w:tabs>
         <w:spacing w:before="40" w:after="60" w:line="252" w:lineRule="auto"/>
       </w:pPr>
       <w:r>
@@ -781,18 +966,6 @@
           <w:sz w:val="22"/>
         </w:rPr>
         <w:t>Multi-agent triage platform</w:t>
-      </w:r>
-      <w:r>
-        <w:tab/>
-      </w:r>
-      <w:r>
-        <w:rPr>
-          <w:rFonts w:ascii="Times New Roman" w:hAnsi="Times New Roman"/>
-          <w:b/>
-          <w:color w:val="000000"/>
-          <w:sz w:val="22"/>
-        </w:rPr>
-        <w:t>Production  |  Internal</w:t>
       </w:r>
     </w:p>
     <w:p>
@@ -820,9 +993,6 @@
       <w:pPr>
         <w:keepNext/>
         <w:widowControl/>
-        <w:tabs>
-          <w:tab w:pos="10296" w:val="right"/>
-        </w:tabs>
         <w:spacing w:before="140" w:after="60" w:line="252" w:lineRule="auto"/>
       </w:pPr>
       <w:r>
@@ -833,18 +1003,6 @@
           <w:sz w:val="22"/>
         </w:rPr>
         <w:t>AI workspace platform</w:t>
-      </w:r>
-      <w:r>
-        <w:tab/>
-      </w:r>
-      <w:r>
-        <w:rPr>
-          <w:rFonts w:ascii="Times New Roman" w:hAnsi="Times New Roman"/>
-          <w:b/>
-          <w:color w:val="000000"/>
-          <w:sz w:val="22"/>
-        </w:rPr>
-        <w:t>Production  |  Internal</w:t>
       </w:r>
     </w:p>
     <w:p>
@@ -902,7 +1060,7 @@
           <w:color w:val="000000"/>
           <w:sz w:val="22"/>
         </w:rPr>
-        <w:t>Databricks Certified Data Engineer Associate, Credential 166618858, valid Nov 2025 to Nov 2027</w:t>
+        <w:t>Databricks Certified Data Engineer Associate</w:t>
       </w:r>
     </w:p>
     <w:p>
@@ -923,7 +1081,7 @@
           <w:color w:val="000000"/>
           <w:sz w:val="22"/>
         </w:rPr>
-        <w:t>DART AI for Cybersecurity Practitioners, earned 31 Aug 2026</w:t>
+        <w:t>DART AI for Cybersecurity Practitioners</w:t>
       </w:r>
     </w:p>
     <w:p>
@@ -944,7 +1102,7 @@
           <w:color w:val="000000"/>
           <w:sz w:val="22"/>
         </w:rPr>
-        <w:t>AI Singapore AI for Industry® Literacy in AI, ID 32518583, earned 16 May 2021</w:t>
+        <w:t>AI Singapore AI for Industry® Literacy in AI</w:t>
       </w:r>
     </w:p>
     <w:p>

--- a/public/Kerk_Zhi_Sheng_Resume.docx
+++ b/public/Kerk_Zhi_Sheng_Resume.docx
@@ -347,7 +347,7 @@
                 <w:color w:val="000000"/>
                 <w:sz w:val="22"/>
               </w:rPr>
-              <w:t>2024 to Present</w:t>
+              <w:t>2025 to Present</w:t>
             </w:r>
           </w:p>
         </w:tc>

--- a/public/Kerk_Zhi_Sheng_Resume.docx
+++ b/public/Kerk_Zhi_Sheng_Resume.docx
@@ -115,7 +115,8 @@
     <w:p>
       <w:pPr>
         <w:tabs>
-          <w:tab w:pos="4320" w:val="left"/>
+          <w:tab w:pos="3888" w:val="left"/>
+          <w:tab w:pos="6552" w:val="left"/>
         </w:tabs>
         <w:spacing w:after="60"/>
         <w:rPr/>
@@ -124,12 +125,39 @@
         <w:rPr>
           <w:rFonts w:ascii="Times New Roman" w:hAnsi="Times New Roman"/>
           <w:color w:val="000000"/>
-          <w:sz w:val="22"/>
+          <w:sz w:val="20"/>
         </w:rPr>
         <w:t>Email: zhishengkerk@gmail.com</w:t>
         <w:tab/>
+      </w:r>
+      <w:r>
+        <w:rPr>
+          <w:rFonts w:ascii="Times New Roman" w:hAnsi="Times New Roman"/>
+          <w:color w:val="000000"/>
+          <w:sz w:val="20"/>
+        </w:rPr>
         <w:t>Mobile: +65 8188 7419</w:t>
-      </w:r>
+        <w:tab/>
+      </w:r>
+      <w:r>
+        <w:rPr>
+          <w:rFonts w:ascii="Times New Roman" w:hAnsi="Times New Roman"/>
+          <w:color w:val="000000"/>
+          <w:sz w:val="20"/>
+        </w:rPr>
+        <w:t xml:space="preserve">Portfolio: </w:t>
+      </w:r>
+      <w:hyperlink r:id="rId15">
+        <w:r>
+          <w:rPr>
+            <w:rFonts w:ascii="Times New Roman" w:hAnsi="Times New Roman"/>
+            <w:color w:val="0563C1"/>
+            <w:u w:val="single"/>
+            <w:sz w:val="20"/>
+          </w:rPr>
+          <w:t>kerk-builds.vercel.app</w:t>
+        </w:r>
+      </w:hyperlink>
     </w:p>
     <w:p>
       <w:pPr>
@@ -142,6 +170,38 @@
         <w:rPr>
           <w:rtl w:val="0"/>
         </w:rPr>
+      </w:r>
+    </w:p>
+    <w:p>
+      <w:pPr>
+        <w:keepNext/>
+        <w:spacing w:before="280" w:after="140" w:line="252" w:lineRule="auto"/>
+      </w:pPr>
+      <w:r>
+        <w:rPr>
+          <w:rFonts w:ascii="Times New Roman" w:hAnsi="Times New Roman"/>
+          <w:b/>
+          <w:color w:val="000000"/>
+          <w:sz w:val="23"/>
+          <w:u w:val="single"/>
+        </w:rPr>
+        <w:t>PROFILE</w:t>
+      </w:r>
+    </w:p>
+    <w:p>
+      <w:pPr>
+        <w:keepNext w:val="0"/>
+        <w:widowControl/>
+        <w:spacing w:before="0" w:after="100" w:line="252" w:lineRule="auto"/>
+        <w:jc w:val="both"/>
+      </w:pPr>
+      <w:r>
+        <w:rPr>
+          <w:rFonts w:ascii="Times New Roman" w:hAnsi="Times New Roman"/>
+          <w:color w:val="000000"/>
+          <w:sz w:val="22"/>
+        </w:rPr>
+        <w:t>Data and AI Engineer with experience delivering internal data products across government and semiconductor operations. My work spans production data pipelines, operational monitoring, supply chain optimization, and two AI applications used in production. I build from the data model outward so workflows remain traceable, maintainable, and ready for internal adoption.</w:t>
       </w:r>
     </w:p>
     <w:p>
@@ -366,7 +426,7 @@
           <w:color w:val="000000"/>
           <w:sz w:val="22"/>
         </w:rPr>
-        <w:t>My core scope covers data engineering across five internal projects, including dashboard development, data pipeline delivery and maintenance, optimization, and operational monitoring. I also design and ship internal AI products on top of this foundation.</w:t>
+        <w:t>Work across five internal data projects while extending this foundation into AI product engineering. Delivered two internal AI applications into production, with responsibility spanning data design, application workflows, deployment, and operational readiness.</w:t>
       </w:r>
     </w:p>
     <w:p>
@@ -403,7 +463,7 @@
           <w:color w:val="000000"/>
           <w:sz w:val="22"/>
         </w:rPr>
-        <w:t>Worked across five internal projects, developing operational dashboards and building, maintaining, and improving data pipelines used by internal teams.</w:t>
+        <w:t>Support five internal projects by developing operational dashboards and building, maintaining, and optimizing the data pipelines used by internal teams.</w:t>
       </w:r>
     </w:p>
     <w:p>
@@ -424,7 +484,7 @@
           <w:color w:val="000000"/>
           <w:sz w:val="22"/>
         </w:rPr>
-        <w:t>Developed optimization and monitoring solutions, including pipeline skip detection and volume analysis to surface skipped runs and unexpected processing patterns.</w:t>
+        <w:t>Built monitoring solutions for pipeline skip detection and volume analysis, helping teams surface missed runs and unexpected processing patterns for investigation.</w:t>
       </w:r>
     </w:p>
     <w:p>
@@ -461,7 +521,7 @@
           <w:color w:val="000000"/>
           <w:sz w:val="22"/>
         </w:rPr>
-        <w:t>Built a channel-agnostic multi-agent triage platform with configurable pipelines, knowledge-base matching, confidence thresholds, automated replies, human escalation, and auditable state.</w:t>
+        <w:t>Delivered InboxPilot and BoardFlow, two internal AI applications now used in production, from initial data model and workflow design through deployment.</w:t>
       </w:r>
     </w:p>
     <w:p>
@@ -482,7 +542,7 @@
           <w:color w:val="000000"/>
           <w:sz w:val="22"/>
         </w:rPr>
-        <w:t>Designed an AI-enabled workspace that combines ticket proposals, Kanban workflows, configurable agent profiles, permission boundaries, and cross-workspace operations.</w:t>
+        <w:t>Built InboxPilot as a channel-agnostic multi-agent triage system that classifies requests, retrieves governed knowledge, scores confidence, and routes each case to an automated reply or human review.</w:t>
       </w:r>
     </w:p>
     <w:p>
@@ -503,7 +563,7 @@
           <w:color w:val="000000"/>
           <w:sz w:val="22"/>
         </w:rPr>
-        <w:t>Applied data engineering principles to AI production readiness through intentional schemas, dependable persistence, traceable agent decisions, and maintainable integration boundaries.</w:t>
+        <w:t>Designed BoardFlow as an AI-enabled workspace that turns conversations into structured ticket proposals and connects them with Kanban workflows, configurable agents, permissions, and cross-workspace operations.</w:t>
       </w:r>
     </w:p>
     <w:p>
@@ -524,23 +584,7 @@
           <w:color w:val="000000"/>
           <w:sz w:val="22"/>
         </w:rPr>
-        <w:t>Developed an internal real-time pose-detection engine with MediaPipe for an internal workflow.</w:t>
-      </w:r>
-    </w:p>
-    <w:p>
-      <w:pPr>
-        <w:keepNext/>
-        <w:widowControl/>
-        <w:spacing w:before="100" w:after="60" w:line="252" w:lineRule="auto"/>
-      </w:pPr>
-      <w:r>
-        <w:rPr>
-          <w:rFonts w:ascii="Times New Roman" w:hAnsi="Times New Roman"/>
-          <w:b/>
-          <w:color w:val="000000"/>
-          <w:sz w:val="19"/>
-        </w:rPr>
-        <w:t>INTERNAL KNOWLEDGE SHARING</w:t>
+        <w:t>Established intentional schemas, dependable persistence, versioned knowledge, and auditable agent decisions so both products can be operated and extended beyond an initial demonstration.</w:t>
       </w:r>
     </w:p>
     <w:p>
@@ -551,6 +595,43 @@
         </w:numPr>
         <w:keepNext w:val="0"/>
         <w:widowControl/>
+        <w:spacing w:before="0" w:after="80" w:line="252" w:lineRule="auto"/>
+        <w:ind w:left="360" w:hanging="360"/>
+        <w:jc w:val="left"/>
+      </w:pPr>
+      <w:r>
+        <w:rPr>
+          <w:rFonts w:ascii="Times New Roman" w:hAnsi="Times New Roman"/>
+          <w:color w:val="000000"/>
+          <w:sz w:val="22"/>
+        </w:rPr>
+        <w:t>Developed an internal real-time pose-detection engine with MediaPipe for an internal workflow.</w:t>
+      </w:r>
+    </w:p>
+    <w:p>
+      <w:pPr>
+        <w:keepNext/>
+        <w:widowControl/>
+        <w:spacing w:before="100" w:after="60" w:line="252" w:lineRule="auto"/>
+      </w:pPr>
+      <w:r>
+        <w:rPr>
+          <w:rFonts w:ascii="Times New Roman" w:hAnsi="Times New Roman"/>
+          <w:b/>
+          <w:color w:val="000000"/>
+          <w:sz w:val="19"/>
+        </w:rPr>
+        <w:t>INTERNAL KNOWLEDGE SHARING</w:t>
+      </w:r>
+    </w:p>
+    <w:p>
+      <w:pPr>
+        <w:numPr>
+          <w:ilvl w:val="0"/>
+          <w:numId w:val="4"/>
+        </w:numPr>
+        <w:keepNext w:val="0"/>
+        <w:widowControl/>
         <w:spacing w:before="0" w:after="100" w:line="252" w:lineRule="auto"/>
         <w:ind w:left="360" w:hanging="360"/>
         <w:jc w:val="left"/>
@@ -561,7 +642,28 @@
           <w:color w:val="000000"/>
           <w:sz w:val="22"/>
         </w:rPr>
-        <w:t>Presented an internal Databricks brown-bag session on Genie agents and Genie Code, and participated in internal forums and hackathons to share practical AI adoption patterns.</w:t>
+        <w:t>Presented an internal Databricks brown-bag session on Genie agents and Genie Code, sharing how internal teams use them to shorten the path from governed data to useful insights.</w:t>
+      </w:r>
+    </w:p>
+    <w:p>
+      <w:pPr>
+        <w:numPr>
+          <w:ilvl w:val="0"/>
+          <w:numId w:val="4"/>
+        </w:numPr>
+        <w:keepNext w:val="0"/>
+        <w:widowControl/>
+        <w:spacing w:before="0" w:after="100" w:line="252" w:lineRule="auto"/>
+        <w:ind w:left="360" w:hanging="360"/>
+        <w:jc w:val="left"/>
+      </w:pPr>
+      <w:r>
+        <w:rPr>
+          <w:rFonts w:ascii="Times New Roman" w:hAnsi="Times New Roman"/>
+          <w:color w:val="000000"/>
+          <w:sz w:val="22"/>
+        </w:rPr>
+        <w:t>Participated in internal speaking forums and hackathons to exchange practical AI delivery patterns and test new product ideas with colleagues.</w:t>
       </w:r>
     </w:p>
     <w:tbl>
@@ -697,7 +799,28 @@
           <w:color w:val="000000"/>
           <w:sz w:val="22"/>
         </w:rPr>
-        <w:t>Directed equipment performance-to-model tracking and coordinated data engineers building reliable sources for model-accuracy analysis.</w:t>
+        <w:t>Built raw-material health reports and automated tactical-planning reports to support timely order fulfillment and downstream firming operations.</w:t>
+      </w:r>
+    </w:p>
+    <w:p>
+      <w:pPr>
+        <w:numPr>
+          <w:ilvl w:val="0"/>
+          <w:numId w:val="4"/>
+        </w:numPr>
+        <w:keepNext w:val="0"/>
+        <w:widowControl/>
+        <w:spacing w:before="0" w:after="80" w:line="252" w:lineRule="auto"/>
+        <w:ind w:left="360" w:hanging="360"/>
+        <w:jc w:val="left"/>
+      </w:pPr>
+      <w:r>
+        <w:rPr>
+          <w:rFonts w:ascii="Times New Roman" w:hAnsi="Times New Roman"/>
+          <w:color w:val="000000"/>
+          <w:sz w:val="22"/>
+        </w:rPr>
+        <w:t>Led equipment performance-to-model tracking by comparing actual and modelled equipment time, then coordinated data engineers to establish trusted sources for accuracy analysis.</w:t>
       </w:r>
     </w:p>
     <w:p>
@@ -934,96 +1057,6 @@
           <w:sz w:val="22"/>
         </w:rPr>
         <w:t>Implemented the XML backbone that translated warehouse process flows into the simulation model.</w:t>
-      </w:r>
-    </w:p>
-    <w:p>
-      <w:pPr>
-        <w:keepNext/>
-        <w:spacing w:before="280" w:after="140" w:line="252" w:lineRule="auto"/>
-      </w:pPr>
-      <w:r>
-        <w:rPr>
-          <w:rFonts w:ascii="Times New Roman" w:hAnsi="Times New Roman"/>
-          <w:b/>
-          <w:color w:val="000000"/>
-          <w:sz w:val="23"/>
-          <w:u w:val="single"/>
-        </w:rPr>
-        <w:t>SELECTED INTERNAL PRODUCTS</w:t>
-      </w:r>
-    </w:p>
-    <w:p>
-      <w:pPr>
-        <w:keepNext/>
-        <w:widowControl/>
-        <w:spacing w:before="40" w:after="60" w:line="252" w:lineRule="auto"/>
-      </w:pPr>
-      <w:r>
-        <w:rPr>
-          <w:rFonts w:ascii="Times New Roman" w:hAnsi="Times New Roman"/>
-          <w:b/>
-          <w:color w:val="000000"/>
-          <w:sz w:val="22"/>
-        </w:rPr>
-        <w:t>Multi-agent triage platform</w:t>
-      </w:r>
-    </w:p>
-    <w:p>
-      <w:pPr>
-        <w:numPr>
-          <w:ilvl w:val="0"/>
-          <w:numId w:val="4"/>
-        </w:numPr>
-        <w:keepNext w:val="0"/>
-        <w:widowControl/>
-        <w:spacing w:before="0" w:after="70" w:line="252" w:lineRule="auto"/>
-        <w:ind w:left="360" w:hanging="360"/>
-        <w:jc w:val="left"/>
-      </w:pPr>
-      <w:r>
-        <w:rPr>
-          <w:rFonts w:ascii="Times New Roman" w:hAnsi="Times New Roman"/>
-          <w:color w:val="000000"/>
-          <w:sz w:val="22"/>
-        </w:rPr>
-        <w:t>Classifies unstructured requests, retrieves governed knowledge, scores confidence, and routes each case to an automated response or human review. Versioned knowledge and audit records keep decisions explainable and recoverable.</w:t>
-      </w:r>
-    </w:p>
-    <w:p>
-      <w:pPr>
-        <w:keepNext/>
-        <w:widowControl/>
-        <w:spacing w:before="140" w:after="60" w:line="252" w:lineRule="auto"/>
-      </w:pPr>
-      <w:r>
-        <w:rPr>
-          <w:rFonts w:ascii="Times New Roman" w:hAnsi="Times New Roman"/>
-          <w:b/>
-          <w:color w:val="000000"/>
-          <w:sz w:val="22"/>
-        </w:rPr>
-        <w:t>AI workspace platform</w:t>
-      </w:r>
-    </w:p>
-    <w:p>
-      <w:pPr>
-        <w:numPr>
-          <w:ilvl w:val="0"/>
-          <w:numId w:val="4"/>
-        </w:numPr>
-        <w:keepNext w:val="0"/>
-        <w:widowControl/>
-        <w:spacing w:before="0" w:after="70" w:line="252" w:lineRule="auto"/>
-        <w:ind w:left="360" w:hanging="360"/>
-        <w:jc w:val="left"/>
-      </w:pPr>
-      <w:r>
-        <w:rPr>
-          <w:rFonts w:ascii="Times New Roman" w:hAnsi="Times New Roman"/>
-          <w:color w:val="000000"/>
-          <w:sz w:val="22"/>
-        </w:rPr>
-        <w:t>Connects AI-assisted ticket proposals with Kanban operations and configurable agents. A durable relational model for workspaces, permissions, tickets, and events supports controlled growth.</w:t>
       </w:r>
     </w:p>
     <w:p>
